--- a/Pulo_cheminement .docx
+++ b/Pulo_cheminement .docx
@@ -22,6 +22,7 @@
           <w:lang w:val="fr-FR"/>
         </w:rPr>
       </w:pPr>
+      <w:proofErr w:type="spellStart"/>
       <w:r>
         <w:rPr>
           <w:lang w:val="fr-FR"/>
@@ -32,7 +33,14 @@
         <w:rPr>
           <w:lang w:val="fr-FR"/>
         </w:rPr>
-        <w:t xml:space="preserve">ectorworks version view </w:t>
+        <w:t>ectorworks</w:t>
+      </w:r>
+      <w:proofErr w:type="spellEnd"/>
+      <w:r>
+        <w:rPr>
+          <w:lang w:val="fr-FR"/>
+        </w:rPr>
+        <w:t xml:space="preserve"> version view </w:t>
       </w:r>
       <w:r>
         <w:rPr>
@@ -44,7 +52,21 @@
         <w:rPr>
           <w:lang w:val="fr-FR"/>
         </w:rPr>
-        <w:t xml:space="preserve"> version relativement light qui permet seulement de visualiser et  de prendre des mesures des objets. </w:t>
+        <w:t xml:space="preserve"> version relativement light qui permet seulement de visualiser </w:t>
+      </w:r>
+      <w:proofErr w:type="gramStart"/>
+      <w:r>
+        <w:rPr>
+          <w:lang w:val="fr-FR"/>
+        </w:rPr>
+        <w:t>et  de</w:t>
+      </w:r>
+      <w:proofErr w:type="gramEnd"/>
+      <w:r>
+        <w:rPr>
+          <w:lang w:val="fr-FR"/>
+        </w:rPr>
+        <w:t xml:space="preserve"> prendre des mesures des objets. </w:t>
       </w:r>
     </w:p>
     <w:p>
@@ -58,7 +80,21 @@
         <w:rPr>
           <w:lang w:val="fr-FR"/>
         </w:rPr>
-        <w:t>Gondole escalier sur pieds métalliques : 484 x 120 x ht 105 cm</w:t>
+        <w:t xml:space="preserve">Gondole escalier sur pieds métalliques : 484 x 120 x </w:t>
+      </w:r>
+      <w:proofErr w:type="spellStart"/>
+      <w:r>
+        <w:rPr>
+          <w:lang w:val="fr-FR"/>
+        </w:rPr>
+        <w:t>ht</w:t>
+      </w:r>
+      <w:proofErr w:type="spellEnd"/>
+      <w:r>
+        <w:rPr>
+          <w:lang w:val="fr-FR"/>
+        </w:rPr>
+        <w:t xml:space="preserve"> 105 cm</w:t>
       </w:r>
       <w:r>
         <w:rPr>
@@ -91,7 +127,35 @@
         <w:rPr>
           <w:lang w:val="fr-FR"/>
         </w:rPr>
-        <w:t>Composée d'une série de pietement métallique laqués blanc en tubes 30 x 30 mm autoportant : ht 40 cm</w:t>
+        <w:t xml:space="preserve">Composée d'une série de </w:t>
+      </w:r>
+      <w:proofErr w:type="spellStart"/>
+      <w:r>
+        <w:rPr>
+          <w:lang w:val="fr-FR"/>
+        </w:rPr>
+        <w:t>pietement</w:t>
+      </w:r>
+      <w:proofErr w:type="spellEnd"/>
+      <w:r>
+        <w:rPr>
+          <w:lang w:val="fr-FR"/>
+        </w:rPr>
+        <w:t xml:space="preserve"> métallique laqués blanc en tubes 30 x 30 mm autoportant : </w:t>
+      </w:r>
+      <w:proofErr w:type="spellStart"/>
+      <w:r>
+        <w:rPr>
+          <w:lang w:val="fr-FR"/>
+        </w:rPr>
+        <w:t>ht</w:t>
+      </w:r>
+      <w:proofErr w:type="spellEnd"/>
+      <w:r>
+        <w:rPr>
+          <w:lang w:val="fr-FR"/>
+        </w:rPr>
+        <w:t xml:space="preserve"> 40 cm</w:t>
       </w:r>
       <w:r>
         <w:rPr>
@@ -121,7 +185,49 @@
         <w:rPr>
           <w:lang w:val="fr-FR"/>
         </w:rPr>
-        <w:t>1 socle bas oblonque en softwood + MDF stratifié blanc : 484 x 120 x ht 40 cm</w:t>
+        <w:t xml:space="preserve">1 socle bas </w:t>
+      </w:r>
+      <w:proofErr w:type="spellStart"/>
+      <w:r>
+        <w:rPr>
+          <w:lang w:val="fr-FR"/>
+        </w:rPr>
+        <w:t>oblonque</w:t>
+      </w:r>
+      <w:proofErr w:type="spellEnd"/>
+      <w:r>
+        <w:rPr>
+          <w:lang w:val="fr-FR"/>
+        </w:rPr>
+        <w:t xml:space="preserve"> en </w:t>
+      </w:r>
+      <w:proofErr w:type="spellStart"/>
+      <w:r>
+        <w:rPr>
+          <w:lang w:val="fr-FR"/>
+        </w:rPr>
+        <w:t>softwood</w:t>
+      </w:r>
+      <w:proofErr w:type="spellEnd"/>
+      <w:r>
+        <w:rPr>
+          <w:lang w:val="fr-FR"/>
+        </w:rPr>
+        <w:t xml:space="preserve"> + MDF stratifié blanc : 484 x 120 x </w:t>
+      </w:r>
+      <w:proofErr w:type="spellStart"/>
+      <w:r>
+        <w:rPr>
+          <w:lang w:val="fr-FR"/>
+        </w:rPr>
+        <w:t>ht</w:t>
+      </w:r>
+      <w:proofErr w:type="spellEnd"/>
+      <w:r>
+        <w:rPr>
+          <w:lang w:val="fr-FR"/>
+        </w:rPr>
+        <w:t xml:space="preserve"> 40 cm</w:t>
       </w:r>
     </w:p>
     <w:p>
@@ -139,7 +245,49 @@
         <w:rPr>
           <w:lang w:val="fr-FR"/>
         </w:rPr>
-        <w:t>1 socle haut oblonque en softwood + MDF stratifié blanc : 424 x 60 x ht 25 cm</w:t>
+        <w:t xml:space="preserve">1 socle haut </w:t>
+      </w:r>
+      <w:proofErr w:type="spellStart"/>
+      <w:r>
+        <w:rPr>
+          <w:lang w:val="fr-FR"/>
+        </w:rPr>
+        <w:t>oblonque</w:t>
+      </w:r>
+      <w:proofErr w:type="spellEnd"/>
+      <w:r>
+        <w:rPr>
+          <w:lang w:val="fr-FR"/>
+        </w:rPr>
+        <w:t xml:space="preserve"> en </w:t>
+      </w:r>
+      <w:proofErr w:type="spellStart"/>
+      <w:r>
+        <w:rPr>
+          <w:lang w:val="fr-FR"/>
+        </w:rPr>
+        <w:t>softwood</w:t>
+      </w:r>
+      <w:proofErr w:type="spellEnd"/>
+      <w:r>
+        <w:rPr>
+          <w:lang w:val="fr-FR"/>
+        </w:rPr>
+        <w:t xml:space="preserve"> + MDF stratifié blanc : 424 x 60 x </w:t>
+      </w:r>
+      <w:proofErr w:type="spellStart"/>
+      <w:r>
+        <w:rPr>
+          <w:lang w:val="fr-FR"/>
+        </w:rPr>
+        <w:t>ht</w:t>
+      </w:r>
+      <w:proofErr w:type="spellEnd"/>
+      <w:r>
+        <w:rPr>
+          <w:lang w:val="fr-FR"/>
+        </w:rPr>
+        <w:t xml:space="preserve"> 25 cm</w:t>
       </w:r>
     </w:p>
     <w:p>
@@ -157,7 +305,21 @@
         <w:rPr>
           <w:lang w:val="fr-FR"/>
         </w:rPr>
-        <w:t>1 réservation pour mobilier autre repris plus loin dans le devis : 360 x 60 x ht 65 cm</w:t>
+        <w:t xml:space="preserve">1 réservation pour mobilier autre repris plus loin dans le devis : 360 x 60 x </w:t>
+      </w:r>
+      <w:proofErr w:type="spellStart"/>
+      <w:r>
+        <w:rPr>
+          <w:lang w:val="fr-FR"/>
+        </w:rPr>
+        <w:t>ht</w:t>
+      </w:r>
+      <w:proofErr w:type="spellEnd"/>
+      <w:r>
+        <w:rPr>
+          <w:lang w:val="fr-FR"/>
+        </w:rPr>
+        <w:t xml:space="preserve"> 65 cm</w:t>
       </w:r>
     </w:p>
     <w:p>
@@ -176,7 +338,21 @@
         <w:rPr>
           <w:lang w:val="fr-FR"/>
         </w:rPr>
-        <w:t>MDF veut dire Medium Density Fiberboard en français, panneau de fibres à densité moyenne. »</w:t>
+        <w:t xml:space="preserve">MDF veut dire Medium Density </w:t>
+      </w:r>
+      <w:proofErr w:type="spellStart"/>
+      <w:r>
+        <w:rPr>
+          <w:lang w:val="fr-FR"/>
+        </w:rPr>
+        <w:t>Fiberboard</w:t>
+      </w:r>
+      <w:proofErr w:type="spellEnd"/>
+      <w:r>
+        <w:rPr>
+          <w:lang w:val="fr-FR"/>
+        </w:rPr>
+        <w:t xml:space="preserve"> en français, panneau de fibres à densité moyenne. »</w:t>
       </w:r>
       <w:r>
         <w:rPr>
@@ -310,8 +486,16 @@
         <w:rPr>
           <w:lang w:val="fr-FR"/>
         </w:rPr>
-        <w:t>Medium Density Fiberboard</w:t>
-      </w:r>
+        <w:t xml:space="preserve">Medium Density </w:t>
+      </w:r>
+      <w:proofErr w:type="spellStart"/>
+      <w:r>
+        <w:rPr>
+          <w:lang w:val="fr-FR"/>
+        </w:rPr>
+        <w:t>Fiberboard</w:t>
+      </w:r>
+      <w:proofErr w:type="spellEnd"/>
       <w:r>
         <w:rPr>
           <w:lang w:val="fr-FR"/>
@@ -394,7 +578,23 @@
           <w:highlight w:val="yellow"/>
           <w:lang w:val="fr-FR"/>
         </w:rPr>
-        <w:t xml:space="preserve">Je pense que pour le calculs de SOFTWOOD 18 mm il a pris les longueurs qui font l’extérieur du meuble et </w:t>
+        <w:t xml:space="preserve">Je pense que pour </w:t>
+      </w:r>
+      <w:proofErr w:type="gramStart"/>
+      <w:r>
+        <w:rPr>
+          <w:highlight w:val="yellow"/>
+          <w:lang w:val="fr-FR"/>
+        </w:rPr>
+        <w:t>le calculs</w:t>
+      </w:r>
+      <w:proofErr w:type="gramEnd"/>
+      <w:r>
+        <w:rPr>
+          <w:highlight w:val="yellow"/>
+          <w:lang w:val="fr-FR"/>
+        </w:rPr>
+        <w:t xml:space="preserve"> de SOFTWOOD 18 mm il a pris les longueurs qui font l’extérieur du meuble et </w:t>
       </w:r>
       <w:r>
         <w:rPr>
@@ -415,13 +615,13 @@
       <w:pPr>
         <w:rPr>
           <w:highlight w:val="yellow"/>
-          <w:lang w:val="fr-FR"/>
+          <w:lang w:val="pt-BR"/>
         </w:rPr>
       </w:pPr>
       <w:r>
         <w:rPr>
           <w:highlight w:val="yellow"/>
-          <w:lang w:val="fr-FR"/>
+          <w:lang w:val="pt-BR"/>
         </w:rPr>
         <w:t>R1 = 62, R2 = 30</w:t>
       </w:r>
@@ -430,13 +630,13 @@
       <w:pPr>
         <w:rPr>
           <w:highlight w:val="yellow"/>
-          <w:lang w:val="fr-FR"/>
+          <w:lang w:val="pt-BR"/>
         </w:rPr>
       </w:pPr>
       <w:r>
         <w:rPr>
           <w:highlight w:val="yellow"/>
-          <w:lang w:val="fr-FR"/>
+          <w:lang w:val="pt-BR"/>
         </w:rPr>
         <w:t>LR1 = 62*pi*2 demi-cercle R1 = 388</w:t>
       </w:r>
@@ -453,7 +653,35 @@
           <w:highlight w:val="yellow"/>
           <w:lang w:val="fr-FR"/>
         </w:rPr>
-        <w:t>LR2 = 30*pi*2 demi-cercle R2 x 2 pour chaque coté = 188</w:t>
+        <w:t xml:space="preserve">LR2 = 30*pi*2 </w:t>
+      </w:r>
+      <w:r>
+        <w:rPr>
+          <w:highlight w:val="yellow"/>
+          <w:lang w:val="fr-FR"/>
+        </w:rPr>
+        <w:t>demi-cercles</w:t>
+      </w:r>
+      <w:r>
+        <w:rPr>
+          <w:highlight w:val="yellow"/>
+          <w:lang w:val="fr-FR"/>
+        </w:rPr>
+        <w:t xml:space="preserve"> R2 x 2 pour chaque </w:t>
+      </w:r>
+      <w:r>
+        <w:rPr>
+          <w:highlight w:val="yellow"/>
+          <w:lang w:val="fr-FR"/>
+        </w:rPr>
+        <w:t>côté</w:t>
+      </w:r>
+      <w:r>
+        <w:rPr>
+          <w:highlight w:val="yellow"/>
+          <w:lang w:val="fr-FR"/>
+        </w:rPr>
+        <w:t xml:space="preserve"> = 188</w:t>
       </w:r>
     </w:p>
     <w:p>
@@ -467,7 +695,23 @@
           <w:highlight w:val="yellow"/>
           <w:lang w:val="fr-FR"/>
         </w:rPr>
-        <w:t>Avec la longueur on obtien 388 + 188 + 360 =</w:t>
+        <w:t xml:space="preserve">Avec la longueur on </w:t>
+      </w:r>
+      <w:proofErr w:type="spellStart"/>
+      <w:r>
+        <w:rPr>
+          <w:highlight w:val="yellow"/>
+          <w:lang w:val="fr-FR"/>
+        </w:rPr>
+        <w:t>obtien</w:t>
+      </w:r>
+      <w:proofErr w:type="spellEnd"/>
+      <w:r>
+        <w:rPr>
+          <w:highlight w:val="yellow"/>
+          <w:lang w:val="fr-FR"/>
+        </w:rPr>
+        <w:t xml:space="preserve"> 388 + 188 + 360 =</w:t>
       </w:r>
       <w:r>
         <w:rPr>
@@ -517,7 +761,21 @@
         <w:rPr>
           <w:lang w:val="fr-FR"/>
         </w:rPr>
-        <w:t xml:space="preserve"> Ce qui veux dire faire un finethune régulier alors que si l’on entraine le model à prédire des quantité/volume il </w:t>
+        <w:t xml:space="preserve"> Ce qui veux dire faire un </w:t>
+      </w:r>
+      <w:proofErr w:type="spellStart"/>
+      <w:r>
+        <w:rPr>
+          <w:lang w:val="fr-FR"/>
+        </w:rPr>
+        <w:t>finethune</w:t>
+      </w:r>
+      <w:proofErr w:type="spellEnd"/>
+      <w:r>
+        <w:rPr>
+          <w:lang w:val="fr-FR"/>
+        </w:rPr>
+        <w:t xml:space="preserve"> régulier alors que si l’on entraine le model à prédire des quantité/volume il </w:t>
       </w:r>
       <w:r>
         <w:rPr>
@@ -529,7 +787,21 @@
         <w:rPr>
           <w:lang w:val="fr-FR"/>
         </w:rPr>
-        <w:t xml:space="preserve"> de faire varier le prix dans le fichier Exel </w:t>
+        <w:t xml:space="preserve"> de faire varier le prix dans le fichier </w:t>
+      </w:r>
+      <w:proofErr w:type="spellStart"/>
+      <w:r>
+        <w:rPr>
+          <w:lang w:val="fr-FR"/>
+        </w:rPr>
+        <w:t>Exel</w:t>
+      </w:r>
+      <w:proofErr w:type="spellEnd"/>
+      <w:r>
+        <w:rPr>
+          <w:lang w:val="fr-FR"/>
+        </w:rPr>
+        <w:t xml:space="preserve"> </w:t>
       </w:r>
     </w:p>
     <w:p>
@@ -547,8 +819,175 @@
         <w:rPr>
           <w:lang w:val="fr-FR"/>
         </w:rPr>
-        <w:t xml:space="preserve">Dans une approche ou  l’on sélectionne les matériaux il faut mettre les prix à  jours </w:t>
-      </w:r>
+        <w:t xml:space="preserve">Dans une approche ou l’on sélectionne les matériaux il faut mettre les prix </w:t>
+      </w:r>
+      <w:r>
+        <w:rPr>
+          <w:lang w:val="fr-FR"/>
+        </w:rPr>
+        <w:t>à jours</w:t>
+      </w:r>
+      <w:r>
+        <w:rPr>
+          <w:lang w:val="fr-FR"/>
+        </w:rPr>
+        <w:t xml:space="preserve"> </w:t>
+      </w:r>
+    </w:p>
+    <w:p>
+      <w:pPr>
+        <w:rPr>
+          <w:lang w:val="fr-FR"/>
+        </w:rPr>
+      </w:pPr>
+      <w:r>
+        <w:rPr>
+          <w:lang w:val="fr-FR"/>
+        </w:rPr>
+        <w:lastRenderedPageBreak/>
+        <w:t xml:space="preserve">J’ai donné une image du </w:t>
+      </w:r>
+      <w:r>
+        <w:rPr>
+          <w:lang w:val="fr-FR"/>
+        </w:rPr>
+        <w:t>projet à</w:t>
+      </w:r>
+      <w:r>
+        <w:rPr>
+          <w:lang w:val="fr-FR"/>
+        </w:rPr>
+        <w:t xml:space="preserve"> </w:t>
+      </w:r>
+      <w:proofErr w:type="spellStart"/>
+      <w:r>
+        <w:rPr>
+          <w:lang w:val="fr-FR"/>
+        </w:rPr>
+        <w:t>chatgpt</w:t>
+      </w:r>
+      <w:proofErr w:type="spellEnd"/>
+      <w:r>
+        <w:rPr>
+          <w:lang w:val="fr-FR"/>
+        </w:rPr>
+        <w:t xml:space="preserve"> pour faire faire une estimation </w:t>
+      </w:r>
+      <w:r>
+        <w:rPr>
+          <w:lang w:val="fr-FR"/>
+        </w:rPr>
+        <w:t>du prix</w:t>
+      </w:r>
+      <w:r>
+        <w:rPr>
+          <w:lang w:val="fr-FR"/>
+        </w:rPr>
+        <w:t xml:space="preserve"> des matériaux et de main, dans un premier temps j’ai </w:t>
+      </w:r>
+      <w:r>
+        <w:rPr>
+          <w:lang w:val="fr-FR"/>
+        </w:rPr>
+        <w:t>fourni</w:t>
+      </w:r>
+      <w:r>
+        <w:rPr>
+          <w:lang w:val="fr-FR"/>
+        </w:rPr>
+        <w:t xml:space="preserve"> le </w:t>
+      </w:r>
+      <w:r>
+        <w:rPr>
+          <w:lang w:val="fr-FR"/>
+        </w:rPr>
+        <w:t>PDF</w:t>
+      </w:r>
+      <w:r>
+        <w:rPr>
+          <w:lang w:val="fr-FR"/>
+        </w:rPr>
+        <w:t xml:space="preserve"> mais il </w:t>
+      </w:r>
+      <w:r>
+        <w:rPr>
+          <w:lang w:val="fr-FR"/>
+        </w:rPr>
+        <w:t>n’a</w:t>
+      </w:r>
+      <w:r>
+        <w:rPr>
+          <w:lang w:val="fr-FR"/>
+        </w:rPr>
+        <w:t xml:space="preserve"> pas réussi à le lire </w:t>
+      </w:r>
+      <w:r>
+        <w:rPr>
+          <w:lang w:val="fr-FR"/>
+        </w:rPr>
+        <w:t>correctement</w:t>
+      </w:r>
+      <w:r>
+        <w:rPr>
+          <w:lang w:val="fr-FR"/>
+        </w:rPr>
+        <w:t xml:space="preserve"> j’ai alors donnée une image </w:t>
+      </w:r>
+      <w:r>
+        <w:rPr>
+          <w:lang w:val="fr-FR"/>
+        </w:rPr>
+        <w:t xml:space="preserve">en isolant le meuble et les cote, </w:t>
+      </w:r>
+      <w:r>
+        <w:rPr>
+          <w:lang w:val="fr-FR"/>
+        </w:rPr>
+        <w:t xml:space="preserve">il a été capable de donnée une fourchette de 3050 à 3650 </w:t>
+      </w:r>
+      <w:r>
+        <w:rPr>
+          <w:lang w:val="fr-FR"/>
+        </w:rPr>
+        <w:t>euros</w:t>
+      </w:r>
+      <w:r>
+        <w:rPr>
+          <w:lang w:val="fr-FR"/>
+        </w:rPr>
+        <w:t xml:space="preserve"> pour un cout estimé par l’entreprise à 2845 ce qui fait 8 à 29 </w:t>
+      </w:r>
+      <w:r>
+        <w:rPr>
+          <w:lang w:val="fr-FR"/>
+        </w:rPr>
+        <w:t>pourcents</w:t>
+      </w:r>
+      <w:r>
+        <w:rPr>
+          <w:lang w:val="fr-FR"/>
+        </w:rPr>
+        <w:t xml:space="preserve"> d’erreur. Il ne faut pas généraliser car ce n’est que </w:t>
+      </w:r>
+      <w:r>
+        <w:rPr>
+          <w:lang w:val="fr-FR"/>
+        </w:rPr>
+        <w:t>tu un seul meuble</w:t>
+      </w:r>
+      <w:r>
+        <w:rPr>
+          <w:lang w:val="fr-FR"/>
+        </w:rPr>
+        <w:t xml:space="preserve">. </w:t>
+      </w:r>
+    </w:p>
+    <w:p>
+      <w:pPr>
+        <w:rPr>
+          <w:lang w:val="fr-FR"/>
+        </w:rPr>
+      </w:pPr>
     </w:p>
     <w:sectPr>
       <w:pgSz w:w="11906" w:h="16838"/>
